--- a/PW03ТВ-21_LAS/PW03ТВ-21_ЛазарчукАртемСергійович.docx
+++ b/PW03ТВ-21_LAS/PW03ТВ-21_ЛазарчукАртемСергійович.docx
@@ -9438,8 +9438,6 @@
         </w:rPr>
         <w:t>веб</w:t>
       </w:r>
-      <w:bookmarkStart w:id="1" w:name="_GoBack"/>
-      <w:bookmarkEnd w:id="1"/>
       <w:r>
         <w:rPr>
           <w:rFonts w:ascii="Times New Roman" w:eastAsia="Times New Roman" w:hAnsi="Times New Roman" w:cs="Times New Roman"/>
@@ -9512,17 +9510,388 @@
           <w:szCs w:val="28"/>
         </w:rPr>
       </w:pPr>
-    </w:p>
-    <w:p>
-      <w:pPr>
-        <w:spacing w:after="0"/>
+      <w:r>
         <w:rPr>
           <w:rFonts w:ascii="Times New Roman" w:eastAsia="Times New Roman" w:hAnsi="Times New Roman" w:cs="Times New Roman"/>
           <w:color w:val="000000"/>
           <w:sz w:val="28"/>
           <w:szCs w:val="28"/>
         </w:rPr>
-      </w:pPr>
+        <w:t xml:space="preserve">Порівняно з реалізацією на </w:t>
+      </w:r>
+      <w:proofErr w:type="spellStart"/>
+      <w:r>
+        <w:rPr>
+          <w:rFonts w:ascii="Times New Roman" w:eastAsia="Times New Roman" w:hAnsi="Times New Roman" w:cs="Times New Roman"/>
+          <w:color w:val="000000"/>
+          <w:sz w:val="28"/>
+          <w:szCs w:val="28"/>
+        </w:rPr>
+        <w:t>Kotlin</w:t>
+      </w:r>
+      <w:proofErr w:type="spellEnd"/>
+      <w:r>
+        <w:rPr>
+          <w:rFonts w:ascii="Times New Roman" w:eastAsia="Times New Roman" w:hAnsi="Times New Roman" w:cs="Times New Roman"/>
+          <w:color w:val="000000"/>
+          <w:sz w:val="28"/>
+          <w:szCs w:val="28"/>
+        </w:rPr>
+        <w:t xml:space="preserve"> з </w:t>
+      </w:r>
+      <w:proofErr w:type="spellStart"/>
+      <w:r>
+        <w:rPr>
+          <w:rFonts w:ascii="Times New Roman" w:eastAsia="Times New Roman" w:hAnsi="Times New Roman" w:cs="Times New Roman"/>
+          <w:color w:val="000000"/>
+          <w:sz w:val="28"/>
+          <w:szCs w:val="28"/>
+        </w:rPr>
+        <w:t>Jetpack</w:t>
+      </w:r>
+      <w:proofErr w:type="spellEnd"/>
+      <w:r>
+        <w:rPr>
+          <w:rFonts w:ascii="Times New Roman" w:eastAsia="Times New Roman" w:hAnsi="Times New Roman" w:cs="Times New Roman"/>
+          <w:color w:val="000000"/>
+          <w:sz w:val="28"/>
+          <w:szCs w:val="28"/>
+        </w:rPr>
+        <w:t xml:space="preserve"> </w:t>
+      </w:r>
+      <w:proofErr w:type="spellStart"/>
+      <w:r>
+        <w:rPr>
+          <w:rFonts w:ascii="Times New Roman" w:eastAsia="Times New Roman" w:hAnsi="Times New Roman" w:cs="Times New Roman"/>
+          <w:color w:val="000000"/>
+          <w:sz w:val="28"/>
+          <w:szCs w:val="28"/>
+        </w:rPr>
+        <w:t>Compose</w:t>
+      </w:r>
+      <w:proofErr w:type="spellEnd"/>
+      <w:r>
+        <w:rPr>
+          <w:rFonts w:ascii="Times New Roman" w:eastAsia="Times New Roman" w:hAnsi="Times New Roman" w:cs="Times New Roman"/>
+          <w:color w:val="000000"/>
+          <w:sz w:val="28"/>
+          <w:szCs w:val="28"/>
+        </w:rPr>
+        <w:t xml:space="preserve"> для </w:t>
+      </w:r>
+      <w:proofErr w:type="spellStart"/>
+      <w:r>
+        <w:rPr>
+          <w:rFonts w:ascii="Times New Roman" w:eastAsia="Times New Roman" w:hAnsi="Times New Roman" w:cs="Times New Roman"/>
+          <w:color w:val="000000"/>
+          <w:sz w:val="28"/>
+          <w:szCs w:val="28"/>
+        </w:rPr>
+        <w:t>Android</w:t>
+      </w:r>
+      <w:proofErr w:type="spellEnd"/>
+      <w:r>
+        <w:rPr>
+          <w:rFonts w:ascii="Times New Roman" w:eastAsia="Times New Roman" w:hAnsi="Times New Roman" w:cs="Times New Roman"/>
+          <w:color w:val="000000"/>
+          <w:sz w:val="28"/>
+          <w:szCs w:val="28"/>
+        </w:rPr>
+        <w:t xml:space="preserve">, веб-версія на </w:t>
+      </w:r>
+      <w:proofErr w:type="spellStart"/>
+      <w:r>
+        <w:rPr>
+          <w:rFonts w:ascii="Times New Roman" w:eastAsia="Times New Roman" w:hAnsi="Times New Roman" w:cs="Times New Roman"/>
+          <w:color w:val="000000"/>
+          <w:sz w:val="28"/>
+          <w:szCs w:val="28"/>
+        </w:rPr>
+        <w:t>Go</w:t>
+      </w:r>
+      <w:proofErr w:type="spellEnd"/>
+      <w:r>
+        <w:rPr>
+          <w:rFonts w:ascii="Times New Roman" w:eastAsia="Times New Roman" w:hAnsi="Times New Roman" w:cs="Times New Roman"/>
+          <w:color w:val="000000"/>
+          <w:sz w:val="28"/>
+          <w:szCs w:val="28"/>
+        </w:rPr>
+        <w:t xml:space="preserve"> має низку відмінностей. </w:t>
+      </w:r>
+      <w:proofErr w:type="spellStart"/>
+      <w:r>
+        <w:rPr>
+          <w:rFonts w:ascii="Times New Roman" w:eastAsia="Times New Roman" w:hAnsi="Times New Roman" w:cs="Times New Roman"/>
+          <w:color w:val="000000"/>
+          <w:sz w:val="28"/>
+          <w:szCs w:val="28"/>
+        </w:rPr>
+        <w:t>Kotlin</w:t>
+      </w:r>
+      <w:proofErr w:type="spellEnd"/>
+      <w:r>
+        <w:rPr>
+          <w:rFonts w:ascii="Times New Roman" w:eastAsia="Times New Roman" w:hAnsi="Times New Roman" w:cs="Times New Roman"/>
+          <w:color w:val="000000"/>
+          <w:sz w:val="28"/>
+          <w:szCs w:val="28"/>
+        </w:rPr>
+        <w:t xml:space="preserve">-застосунок працює як мобільна програма з </w:t>
+      </w:r>
+      <w:proofErr w:type="spellStart"/>
+      <w:r>
+        <w:rPr>
+          <w:rFonts w:ascii="Times New Roman" w:eastAsia="Times New Roman" w:hAnsi="Times New Roman" w:cs="Times New Roman"/>
+          <w:color w:val="000000"/>
+          <w:sz w:val="28"/>
+          <w:szCs w:val="28"/>
+        </w:rPr>
+        <w:t>нативним</w:t>
+      </w:r>
+      <w:proofErr w:type="spellEnd"/>
+      <w:r>
+        <w:rPr>
+          <w:rFonts w:ascii="Times New Roman" w:eastAsia="Times New Roman" w:hAnsi="Times New Roman" w:cs="Times New Roman"/>
+          <w:color w:val="000000"/>
+          <w:sz w:val="28"/>
+          <w:szCs w:val="28"/>
+        </w:rPr>
+        <w:t xml:space="preserve"> інтерфейсом </w:t>
+      </w:r>
+      <w:proofErr w:type="spellStart"/>
+      <w:r>
+        <w:rPr>
+          <w:rFonts w:ascii="Times New Roman" w:eastAsia="Times New Roman" w:hAnsi="Times New Roman" w:cs="Times New Roman"/>
+          <w:color w:val="000000"/>
+          <w:sz w:val="28"/>
+          <w:szCs w:val="28"/>
+        </w:rPr>
+        <w:t>Material</w:t>
+      </w:r>
+      <w:proofErr w:type="spellEnd"/>
+      <w:r>
+        <w:rPr>
+          <w:rFonts w:ascii="Times New Roman" w:eastAsia="Times New Roman" w:hAnsi="Times New Roman" w:cs="Times New Roman"/>
+          <w:color w:val="000000"/>
+          <w:sz w:val="28"/>
+          <w:szCs w:val="28"/>
+        </w:rPr>
+        <w:t xml:space="preserve"> </w:t>
+      </w:r>
+      <w:proofErr w:type="spellStart"/>
+      <w:r>
+        <w:rPr>
+          <w:rFonts w:ascii="Times New Roman" w:eastAsia="Times New Roman" w:hAnsi="Times New Roman" w:cs="Times New Roman"/>
+          <w:color w:val="000000"/>
+          <w:sz w:val="28"/>
+          <w:szCs w:val="28"/>
+        </w:rPr>
+        <w:t>Design</w:t>
+      </w:r>
+      <w:proofErr w:type="spellEnd"/>
+      <w:r>
+        <w:rPr>
+          <w:rFonts w:ascii="Times New Roman" w:eastAsia="Times New Roman" w:hAnsi="Times New Roman" w:cs="Times New Roman"/>
+          <w:color w:val="000000"/>
+          <w:sz w:val="28"/>
+          <w:szCs w:val="28"/>
+        </w:rPr>
+        <w:t xml:space="preserve">, тоді як </w:t>
+      </w:r>
+      <w:proofErr w:type="spellStart"/>
+      <w:r>
+        <w:rPr>
+          <w:rFonts w:ascii="Times New Roman" w:eastAsia="Times New Roman" w:hAnsi="Times New Roman" w:cs="Times New Roman"/>
+          <w:color w:val="000000"/>
+          <w:sz w:val="28"/>
+          <w:szCs w:val="28"/>
+        </w:rPr>
+        <w:t>Go</w:t>
+      </w:r>
+      <w:proofErr w:type="spellEnd"/>
+      <w:r>
+        <w:rPr>
+          <w:rFonts w:ascii="Times New Roman" w:eastAsia="Times New Roman" w:hAnsi="Times New Roman" w:cs="Times New Roman"/>
+          <w:color w:val="000000"/>
+          <w:sz w:val="28"/>
+          <w:szCs w:val="28"/>
+        </w:rPr>
+        <w:t>-версія доступна в будь-якому браузері на різних платформах без встановлення. Для обчислення функції помилки (</w:t>
+      </w:r>
+      <w:proofErr w:type="spellStart"/>
+      <w:r>
+        <w:rPr>
+          <w:rFonts w:ascii="Times New Roman" w:eastAsia="Times New Roman" w:hAnsi="Times New Roman" w:cs="Times New Roman"/>
+          <w:color w:val="000000"/>
+          <w:sz w:val="28"/>
+          <w:szCs w:val="28"/>
+        </w:rPr>
+        <w:t>erf</w:t>
+      </w:r>
+      <w:proofErr w:type="spellEnd"/>
+      <w:r>
+        <w:rPr>
+          <w:rFonts w:ascii="Times New Roman" w:eastAsia="Times New Roman" w:hAnsi="Times New Roman" w:cs="Times New Roman"/>
+          <w:color w:val="000000"/>
+          <w:sz w:val="28"/>
+          <w:szCs w:val="28"/>
+        </w:rPr>
+        <w:t xml:space="preserve">) в обох реалізаціях використовуються еквівалентні підходи: </w:t>
+      </w:r>
+      <w:proofErr w:type="spellStart"/>
+      <w:r>
+        <w:rPr>
+          <w:rFonts w:ascii="Times New Roman" w:eastAsia="Times New Roman" w:hAnsi="Times New Roman" w:cs="Times New Roman"/>
+          <w:color w:val="000000"/>
+          <w:sz w:val="28"/>
+          <w:szCs w:val="28"/>
+        </w:rPr>
+        <w:t>Kotlin</w:t>
+      </w:r>
+      <w:proofErr w:type="spellEnd"/>
+      <w:r>
+        <w:rPr>
+          <w:rFonts w:ascii="Times New Roman" w:eastAsia="Times New Roman" w:hAnsi="Times New Roman" w:cs="Times New Roman"/>
+          <w:color w:val="000000"/>
+          <w:sz w:val="28"/>
+          <w:szCs w:val="28"/>
+        </w:rPr>
+        <w:t xml:space="preserve"> використовує власне наближення </w:t>
+      </w:r>
+      <w:proofErr w:type="spellStart"/>
+      <w:r>
+        <w:rPr>
+          <w:rFonts w:ascii="Times New Roman" w:eastAsia="Times New Roman" w:hAnsi="Times New Roman" w:cs="Times New Roman"/>
+          <w:color w:val="000000"/>
+          <w:sz w:val="28"/>
+          <w:szCs w:val="28"/>
+        </w:rPr>
+        <w:t>Абрамовиця</w:t>
+      </w:r>
+      <w:proofErr w:type="spellEnd"/>
+      <w:r>
+        <w:rPr>
+          <w:rFonts w:ascii="Times New Roman" w:eastAsia="Times New Roman" w:hAnsi="Times New Roman" w:cs="Times New Roman"/>
+          <w:color w:val="000000"/>
+          <w:sz w:val="28"/>
+          <w:szCs w:val="28"/>
+        </w:rPr>
+        <w:t xml:space="preserve"> та </w:t>
+      </w:r>
+      <w:proofErr w:type="spellStart"/>
+      <w:r>
+        <w:rPr>
+          <w:rFonts w:ascii="Times New Roman" w:eastAsia="Times New Roman" w:hAnsi="Times New Roman" w:cs="Times New Roman"/>
+          <w:color w:val="000000"/>
+          <w:sz w:val="28"/>
+          <w:szCs w:val="28"/>
+        </w:rPr>
+        <w:t>Стігана</w:t>
+      </w:r>
+      <w:proofErr w:type="spellEnd"/>
+      <w:r>
+        <w:rPr>
+          <w:rFonts w:ascii="Times New Roman" w:eastAsia="Times New Roman" w:hAnsi="Times New Roman" w:cs="Times New Roman"/>
+          <w:color w:val="000000"/>
+          <w:sz w:val="28"/>
+          <w:szCs w:val="28"/>
+        </w:rPr>
+        <w:t xml:space="preserve">, а </w:t>
+      </w:r>
+      <w:proofErr w:type="spellStart"/>
+      <w:r>
+        <w:rPr>
+          <w:rFonts w:ascii="Times New Roman" w:eastAsia="Times New Roman" w:hAnsi="Times New Roman" w:cs="Times New Roman"/>
+          <w:color w:val="000000"/>
+          <w:sz w:val="28"/>
+          <w:szCs w:val="28"/>
+        </w:rPr>
+        <w:t>Go</w:t>
+      </w:r>
+      <w:proofErr w:type="spellEnd"/>
+      <w:r>
+        <w:rPr>
+          <w:rFonts w:ascii="Times New Roman" w:eastAsia="Times New Roman" w:hAnsi="Times New Roman" w:cs="Times New Roman"/>
+          <w:color w:val="000000"/>
+          <w:sz w:val="28"/>
+          <w:szCs w:val="28"/>
+        </w:rPr>
+        <w:t xml:space="preserve"> — вбудовану функцію </w:t>
+      </w:r>
+      <w:proofErr w:type="spellStart"/>
+      <w:r>
+        <w:rPr>
+          <w:rFonts w:ascii="Times New Roman" w:eastAsia="Times New Roman" w:hAnsi="Times New Roman" w:cs="Times New Roman"/>
+          <w:color w:val="000000"/>
+          <w:sz w:val="28"/>
+          <w:szCs w:val="28"/>
+        </w:rPr>
+        <w:t>math.Erf</w:t>
+      </w:r>
+      <w:proofErr w:type="spellEnd"/>
+      <w:r>
+        <w:rPr>
+          <w:rFonts w:ascii="Times New Roman" w:eastAsia="Times New Roman" w:hAnsi="Times New Roman" w:cs="Times New Roman"/>
+          <w:color w:val="000000"/>
+          <w:sz w:val="28"/>
+          <w:szCs w:val="28"/>
+        </w:rPr>
+        <w:t xml:space="preserve"> зі стандартної бібліотеки, що забезпечує однакову точність розрахунків. </w:t>
+      </w:r>
+      <w:proofErr w:type="spellStart"/>
+      <w:r>
+        <w:rPr>
+          <w:rFonts w:ascii="Times New Roman" w:eastAsia="Times New Roman" w:hAnsi="Times New Roman" w:cs="Times New Roman"/>
+          <w:color w:val="000000"/>
+          <w:sz w:val="28"/>
+          <w:szCs w:val="28"/>
+        </w:rPr>
+        <w:t>Go</w:t>
+      </w:r>
+      <w:proofErr w:type="spellEnd"/>
+      <w:r>
+        <w:rPr>
+          <w:rFonts w:ascii="Times New Roman" w:eastAsia="Times New Roman" w:hAnsi="Times New Roman" w:cs="Times New Roman"/>
+          <w:color w:val="000000"/>
+          <w:sz w:val="28"/>
+          <w:szCs w:val="28"/>
+        </w:rPr>
+        <w:t>-програма запускається як HTTP-сервер і не потребує </w:t>
+      </w:r>
+      <w:proofErr w:type="spellStart"/>
+      <w:r>
+        <w:rPr>
+          <w:rFonts w:ascii="Times New Roman" w:eastAsia="Times New Roman" w:hAnsi="Times New Roman" w:cs="Times New Roman"/>
+          <w:color w:val="000000"/>
+          <w:sz w:val="28"/>
+          <w:szCs w:val="28"/>
+        </w:rPr>
+        <w:t>Android</w:t>
+      </w:r>
+      <w:proofErr w:type="spellEnd"/>
+      <w:r>
+        <w:rPr>
+          <w:rFonts w:ascii="Times New Roman" w:eastAsia="Times New Roman" w:hAnsi="Times New Roman" w:cs="Times New Roman"/>
+          <w:color w:val="000000"/>
+          <w:sz w:val="28"/>
+          <w:szCs w:val="28"/>
+        </w:rPr>
+        <w:t xml:space="preserve"> SDK, тому зручна для використання на робочих місцях енергетиків та аналітиків, де потрібен швидкий доступ до калькулятора через браузер.</w:t>
+      </w:r>
+    </w:p>
+    <w:p>
+      <w:pPr>
+        <w:spacing w:after="0"/>
+        <w:rPr>
+          <w:rFonts w:ascii="Times New Roman" w:eastAsia="Times New Roman" w:hAnsi="Times New Roman" w:cs="Times New Roman"/>
+          <w:color w:val="000000"/>
+          <w:sz w:val="28"/>
+          <w:szCs w:val="28"/>
+        </w:rPr>
+      </w:pPr>
+      <w:bookmarkStart w:id="1" w:name="_GoBack"/>
+      <w:bookmarkEnd w:id="1"/>
     </w:p>
     <w:sectPr>
       <w:pgSz w:w="12240" w:h="15840"/>
@@ -11074,7 +11443,6 @@
   <w:style w:type="character" w:default="1" w:styleId="a0">
     <w:name w:val="Default Paragraph Font"/>
     <w:uiPriority w:val="1"/>
-    <w:semiHidden/>
     <w:unhideWhenUsed/>
   </w:style>
   <w:style w:type="table" w:default="1" w:styleId="a1">
